--- a/eng/docx/42.content.docx
+++ b/eng/docx/42.content.docx
@@ -55774,19 +55774,7 @@
         <w:rPr>
           <w:lang w:val="en_US" w:bidi="en_US"/>
         </w:rPr>
-        <w:t xml:space="preserve"> See “</w:t>
-      </w:r>
-      <w:r>
-        <w:rPr>
-          <w:lang w:val="en_US" w:bidi="en_US"/>
-        </w:rPr>
-        <w:t>The Messianic Banquet</w:t>
-      </w:r>
-      <w:r>
-        <w:rPr>
-          <w:lang w:val="en_US" w:bidi="en_US"/>
-        </w:rPr>
-        <w:t>” Theme Note.</w:t>
+        <w:t xml:space="preserve"> See “The Messianic Banquet” Theme Note.</w:t>
       </w:r>
       <w:r>
         <w:rPr>
